--- a/main/dev/books/input/appassutha-suththa-an.docx
+++ b/main/dev/books/input/appassutha-suththa-an.docx
@@ -4,11 +4,25 @@
   <w:body>
     <w:p>
       <w:pPr>
+        <w:rPr>
+          <w:rFonts w:cs="Iskoola Pota"/>
+          <w:i/>
+          <w:iCs/>
+          <w:lang w:bidi="si-LK"/>
+        </w:rPr>
+      </w:pPr>
+    </w:p>
+    <w:p>
+      <w:pPr>
         <w:pStyle w:val="Heading1"/>
+        <w:rPr>
+          <w:lang w:bidi="si-LK"/>
+        </w:rPr>
       </w:pPr>
       <w:proofErr w:type="spellStart"/>
       <w:r>
         <w:rPr>
+          <w:rFonts w:hint="cs"/>
           <w:cs/>
           <w:lang w:bidi="si-LK"/>
         </w:rPr>
@@ -17,6 +31,7 @@
       <w:proofErr w:type="spellEnd"/>
       <w:r>
         <w:rPr>
+          <w:rFonts w:hint="cs"/>
           <w:cs/>
           <w:lang w:bidi="si-LK"/>
         </w:rPr>
